--- a/output/รายละเอียดที่อยู่_29_ราย.docx
+++ b/output/รายละเอียดที่อยู่_29_ราย.docx
@@ -223,7 +223,7 @@
               <w:rPr>
                 <w:b w:val="0"/>
               </w:rPr>
-              <w:t>เลขที่ ๒๗๘/๓๐ ซอยเลิศแก้ว ๒ ถนนอโศก-ดินแดง แขวงดินแดง เขตดินแดง กรุงเทพมหานคร ๑๐๓๒๐</w:t>
+              <w:t>เลขที่ ๒๗๘/๓๐ ซอยเลิศแก้ว ๒ ถนนอโศก-ดินแดง แขวงมักกะสัน เขตห้วยขวาง กรุงเทพมหานคร ๑๐๓๒๐</w:t>
             </w:r>
           </w:p>
         </w:tc>

--- a/output/รายละเอียดที่อยู่_29_ราย.docx
+++ b/output/รายละเอียดที่อยู่_29_ราย.docx
@@ -839,7 +839,7 @@
               <w:rPr>
                 <w:b w:val="0"/>
               </w:rPr>
-              <w:t>เลขที่ ๗๘ ถนนประชาอุทิศ แขวงทุ่งครุ เขตทุ่งครุ กรุงเทพมหานคร ๑๐๑๔๐</w:t>
+              <w:t>เลขที่ ๗๘ ซอยประชาอุทิศ ๗๑ แขวงทุ่งครุ เขตทุ่งครุ กรุงเทพมหานคร ๑๐๑๔๐</w:t>
             </w:r>
           </w:p>
         </w:tc>

--- a/output/รายละเอียดที่อยู่_29_ราย.docx
+++ b/output/รายละเอียดที่อยู่_29_ราย.docx
@@ -122,7 +122,7 @@
               <w:rPr>
                 <w:b w:val="0"/>
               </w:rPr>
-              <w:t>คุณ เนวิน บุญฤทธิ์ ผู้จัดการธนาคาร ทีทีบี สาขาสนามเป้า</w:t>
+              <w:t>คุณเนวิน บุญฤทธิ์ ผู้จัดการธนาคารทหารไทยธนชาต สาขาสนามเป้า</w:t>
             </w:r>
           </w:p>
         </w:tc>
@@ -166,7 +166,7 @@
               <w:rPr>
                 <w:b w:val="0"/>
               </w:rPr>
-              <w:t>บริษัท เพชราภรณ์ กรุ๊ป แทรเวล จำกัด</w:t>
+              <w:t>กรรมการผู้จัดการ บริษัท เพชราภรณ์ กรุ๊ป แทรเวล จำกัด</w:t>
             </w:r>
           </w:p>
         </w:tc>
@@ -210,7 +210,7 @@
               <w:rPr>
                 <w:b w:val="0"/>
               </w:rPr>
-              <w:t>บริษัท ซูพีเรียร์ ทัวร์ จำกัด</w:t>
+              <w:t>กรรมการผู้จัดการ บริษัท ซูพีเรียร์ ทัวร์ จำกัด</w:t>
             </w:r>
           </w:p>
         </w:tc>
@@ -254,7 +254,7 @@
               <w:rPr>
                 <w:b w:val="0"/>
               </w:rPr>
-              <w:t>บริษัท กรีน เวย์ แทรเวล จำกัด</w:t>
+              <w:t>กรรมการผู้จัดการ บริษัท กรีน เวย์ แทรเวล จำกัด</w:t>
             </w:r>
           </w:p>
         </w:tc>
@@ -298,7 +298,7 @@
               <w:rPr>
                 <w:b w:val="0"/>
               </w:rPr>
-              <w:t>บริษัท เวิลด์ แทรเวิล ดีไซน์ จำกัด</w:t>
+              <w:t>กรรมการผู้จัดการ บริษัท เวิลด์ แทรเวิล ดีไซน์ จำกัด</w:t>
             </w:r>
           </w:p>
         </w:tc>
@@ -342,7 +342,7 @@
               <w:rPr>
                 <w:b w:val="0"/>
               </w:rPr>
-              <w:t>บริษัท มาร์วิน แทรเวิล จำกัด</w:t>
+              <w:t>กรรมการผู้จัดการ บริษัท มาร์วิน แทรเวิล จำกัด</w:t>
             </w:r>
           </w:p>
         </w:tc>
@@ -386,7 +386,7 @@
               <w:rPr>
                 <w:b w:val="0"/>
               </w:rPr>
-              <w:t>บริษัท อัลโมโด ทัวร์ จำกัด</w:t>
+              <w:t>กรรมการผู้จัดการ บริษัท อัลโมโด ทัวร์ จำกัด</w:t>
             </w:r>
           </w:p>
         </w:tc>
@@ -430,7 +430,7 @@
               <w:rPr>
                 <w:b w:val="0"/>
               </w:rPr>
-              <w:t>บริษัท ออล อิน ทราเวล จำกัด</w:t>
+              <w:t>กรรมการผู้จัดการ บริษัท ออล อิน ทราเวล จำกัด</w:t>
             </w:r>
           </w:p>
         </w:tc>
@@ -474,7 +474,7 @@
               <w:rPr>
                 <w:b w:val="0"/>
               </w:rPr>
-              <w:t>บริษัท นีโอ ทราเวล จำกัด</w:t>
+              <w:t>กรรมการผู้จัดการ บริษัท นีโอ ทราเวล จำกัด</w:t>
             </w:r>
           </w:p>
         </w:tc>
@@ -518,7 +518,7 @@
               <w:rPr>
                 <w:b w:val="0"/>
               </w:rPr>
-              <w:t>บริษัท ไดนามิค ทัวร์ จำกัด</w:t>
+              <w:t>กรรมการผู้จัดการ บริษัท ไดนามิค ทัวร์ จำกัด</w:t>
             </w:r>
           </w:p>
         </w:tc>
@@ -562,7 +562,7 @@
               <w:rPr>
                 <w:b w:val="0"/>
               </w:rPr>
-              <w:t>บริษัท ธนัชวิชญ์ แทรเวล กรุ๊ป จำกัด</w:t>
+              <w:t>กรรมการผู้จัดการ บริษัท ธนัชวิชญ์ แทรเวล กรุ๊ป จำกัด</w:t>
             </w:r>
           </w:p>
         </w:tc>
@@ -606,7 +606,7 @@
               <w:rPr>
                 <w:b w:val="0"/>
               </w:rPr>
-              <w:t>K-MAN Distribution (เค-แมน ดิสทริบิวชั่น)</w:t>
+              <w:t>กรรมการผู้จัดการ บริษัท เค-แมน ดีสตริบิวชั่น จำกัด</w:t>
             </w:r>
           </w:p>
         </w:tc>
@@ -650,7 +650,7 @@
               <w:rPr>
                 <w:b w:val="0"/>
               </w:rPr>
-              <w:t>บริษัท อภิสฤษฎิ์ จำกัด</w:t>
+              <w:t>กรรมการผู้จัดการ บริษัท อภิสฤษฎิ์ จำกัด</w:t>
             </w:r>
           </w:p>
         </w:tc>
@@ -694,7 +694,7 @@
               <w:rPr>
                 <w:b w:val="0"/>
               </w:rPr>
-              <w:t>บริษัท กีล่า สปอร์ต จำกัด</w:t>
+              <w:t>กรรมการผู้จัดการ บริษัท กีล่า สปอร์ต จำกัด</w:t>
             </w:r>
           </w:p>
         </w:tc>
@@ -738,7 +738,7 @@
               <w:rPr>
                 <w:b w:val="0"/>
               </w:rPr>
-              <w:t>บริษัท วี.เค.การ์เมนท์ จำกัด (สำนักงานใหญ่)</w:t>
+              <w:t>กรรมการผู้จัดการ บริษัท วี.เค.การ์เมนท์ จำกัด</w:t>
             </w:r>
           </w:p>
         </w:tc>
@@ -782,7 +782,7 @@
               <w:rPr>
                 <w:b w:val="0"/>
               </w:rPr>
-              <w:t>บริษัท พลอยศรีรัฐ ซัพพลาย จำกัด (สำนักงานใหญ่)</w:t>
+              <w:t>กรรมการผู้จัดการ บริษัท พลอยศรีรัฐ ซัพลาย จำกัด</w:t>
             </w:r>
           </w:p>
         </w:tc>
@@ -870,7 +870,7 @@
               <w:rPr>
                 <w:b w:val="0"/>
               </w:rPr>
-              <w:t>ร้าน สูทสภา (อรุณลักษณ์สูทสภา)</w:t>
+              <w:t>ผู้จัดการ ร้าน สูทสภา</w:t>
             </w:r>
           </w:p>
         </w:tc>
@@ -914,7 +914,7 @@
               <w:rPr>
                 <w:b w:val="0"/>
               </w:rPr>
-              <w:t>ร้าน John Perfect Tailor</w:t>
+              <w:t>ผู้จัดการ ร้าน John Perfect Tailor</w:t>
             </w:r>
           </w:p>
         </w:tc>
@@ -958,7 +958,7 @@
               <w:rPr>
                 <w:b w:val="0"/>
               </w:rPr>
-              <w:t>ร้าน เด่นแชมป์สูท</w:t>
+              <w:t>ผู้จัดการ ร้าน เด่นแชมป์สูท</w:t>
             </w:r>
           </w:p>
         </w:tc>
@@ -1002,7 +1002,7 @@
               <w:rPr>
                 <w:b w:val="0"/>
               </w:rPr>
-              <w:t>ร้าน AR Tailor House (ร้านชูวิทย์)</w:t>
+              <w:t>ผู้จัดการ ร้าน AR Tailor House</w:t>
             </w:r>
           </w:p>
         </w:tc>
@@ -1046,7 +1046,7 @@
               <w:rPr>
                 <w:b w:val="0"/>
               </w:rPr>
-              <w:t>ร้าน สูทเวิลด์เซ็นเตอร์</w:t>
+              <w:t>ผู้จัดการ ร้าน สูทเวิลด์เซ็นเตอร์</w:t>
             </w:r>
           </w:p>
         </w:tc>
@@ -1090,7 +1090,7 @@
               <w:rPr>
                 <w:b w:val="0"/>
               </w:rPr>
-              <w:t>ร้าน ช่อชัยพฤกษ์</w:t>
+              <w:t>ผู้จัดการ ร้าน ช่อชัยพฤกษ์</w:t>
             </w:r>
           </w:p>
         </w:tc>
@@ -1134,7 +1134,7 @@
               <w:rPr>
                 <w:b w:val="0"/>
               </w:rPr>
-              <w:t>บริษัท สูทแน็ค จำกัด</w:t>
+              <w:t>กรรมการผู้จัดการ บริษัท สูทแน็ค จำกัด</w:t>
             </w:r>
           </w:p>
         </w:tc>
@@ -1178,7 +1178,7 @@
               <w:rPr>
                 <w:b w:val="0"/>
               </w:rPr>
-              <w:t>ร้าน สูททนง</w:t>
+              <w:t>ผู้จัดการ ร้าน สูททนง</w:t>
             </w:r>
           </w:p>
         </w:tc>
@@ -1222,7 +1222,7 @@
               <w:rPr>
                 <w:b w:val="0"/>
               </w:rPr>
-              <w:t>ร้าน Aek Siam Tailor</w:t>
+              <w:t>ผู้จัดการ ร้าน Aek Siam Tailor</w:t>
             </w:r>
           </w:p>
         </w:tc>
@@ -1266,7 +1266,7 @@
               <w:rPr>
                 <w:b w:val="0"/>
               </w:rPr>
-              <w:t>บริษัท ทวินสูท จำกัด</w:t>
+              <w:t>กรรมการผู้จัดการ บริษัท ทวินสูท จำกัด</w:t>
             </w:r>
           </w:p>
         </w:tc>
@@ -1310,7 +1310,7 @@
               <w:rPr>
                 <w:b w:val="0"/>
               </w:rPr>
-              <w:t>บริษัท ไนน์สูท จำกัด</w:t>
+              <w:t>กรรมการผู้จัดการ บริษัท ไนน์สูท จำกัด</w:t>
             </w:r>
           </w:p>
         </w:tc>
